--- a/docs/capitulos_tt2/08_cap8_pruebas.docx
+++ b/docs/capitulos_tt2/08_cap8_pruebas.docx
@@ -47,7 +47,7 @@
         <w:jc w:val="both"/>
       </w:pPr>
       <w:r>
-        <w:t xml:space="preserve">Para las pruebas locales usamos las herramientas de pruebas de Django [4], que crean una base de datos temporal, ejecutan cada prueba y la borran al terminar. Al final del desarrollo el sistema tiene 452 pruebas automáticas, que se corren con un solo comando (</w:t>
+        <w:t xml:space="preserve">Para las pruebas locales usamos las herramientas de pruebas de Django [4], que crean una base de datos temporal, ejecutan cada prueba y la borran al terminar. Al final del desarrollo el sistema tiene 458 pruebas automáticas, que se corren con un solo comando (</w:t>
       </w:r>
       <w:r>
         <w:rPr>
@@ -179,7 +179,7 @@
                 <w:sz w:val="20"/>
                 <w:szCs w:val="20"/>
               </w:rPr>
-              <w:t xml:space="preserve">92</w:t>
+              <w:t xml:space="preserve">93</w:t>
             </w:r>
           </w:p>
         </w:tc>
@@ -291,7 +291,7 @@
                 <w:sz w:val="20"/>
                 <w:szCs w:val="20"/>
               </w:rPr>
-              <w:t xml:space="preserve">121</w:t>
+              <w:t xml:space="preserve">126</w:t>
             </w:r>
           </w:p>
         </w:tc>

--- a/docs/capitulos_tt2/08_cap8_pruebas.docx
+++ b/docs/capitulos_tt2/08_cap8_pruebas.docx
@@ -47,7 +47,7 @@
         <w:jc w:val="both"/>
       </w:pPr>
       <w:r>
-        <w:t xml:space="preserve">Para las pruebas locales usamos las herramientas de pruebas de Django [4], que crean una base de datos temporal, ejecutan cada prueba y la borran al terminar. Al final del desarrollo el sistema tiene 458 pruebas automáticas, que se corren con un solo comando (</w:t>
+        <w:t xml:space="preserve">Para las pruebas locales usamos las herramientas de pruebas de Django [4], que crean una base de datos temporal, ejecutan cada prueba y la borran al terminar. Al final del desarrollo el sistema tiene 472 pruebas automáticas, que se corren con un solo comando (</w:t>
       </w:r>
       <w:r>
         <w:rPr>
@@ -179,7 +179,7 @@
                 <w:sz w:val="20"/>
                 <w:szCs w:val="20"/>
               </w:rPr>
-              <w:t xml:space="preserve">93</w:t>
+              <w:t xml:space="preserve">101</w:t>
             </w:r>
           </w:p>
         </w:tc>
@@ -196,7 +196,7 @@
                 <w:sz w:val="20"/>
                 <w:szCs w:val="20"/>
               </w:rPr>
-              <w:t xml:space="preserve">Flujo de efectivo, utilidad, margen, ISR de RESICO, punto de equilibrio (también cuando todavía no hay costos), precio sugerido (también el que cubre los gastos), el mes de cada gasto, que la compra de mercancía no se cuente como gasto, los modelos de pronóstico con sus niveles de confianza, el pronóstico por partes, los reportes configurables y el reporte de ventas</w:t>
+              <w:t xml:space="preserve">Flujo de efectivo, utilidad, margen, ISR de RESICO, punto de equilibrio (también cuando todavía no hay costos), precio sugerido (también el que cubre los gastos), el mes de cada gasto, que la compra de mercancía no se cuente como gasto, los modelos de pronóstico con sus niveles de confianza, el pronóstico por partes, los reportes configurables y el reporte de ventas, y las gráficas con datos reales</w:t>
             </w:r>
           </w:p>
         </w:tc>
@@ -347,7 +347,7 @@
                 <w:sz w:val="20"/>
                 <w:szCs w:val="20"/>
               </w:rPr>
-              <w:t xml:space="preserve">32</w:t>
+              <w:t xml:space="preserve">38</w:t>
             </w:r>
           </w:p>
         </w:tc>
@@ -364,7 +364,7 @@
                 <w:sz w:val="20"/>
                 <w:szCs w:val="20"/>
               </w:rPr>
-              <w:t xml:space="preserve">Registro, inicio de sesión, datos de la tienda, catálogo inicial, preferencias del negocio y video de bienvenida</w:t>
+              <w:t xml:space="preserve">Registro, inicio de sesión, datos de la tienda, catálogo inicial, preferencias del negocio y video de bienvenida, aceptación de términos y guía de colores</w:t>
             </w:r>
           </w:p>
         </w:tc>
@@ -1561,9 +1561,9 @@
       <w:tblGrid>
         <w:gridCol w:w="750"/>
         <w:gridCol w:w="750"/>
-        <w:gridCol w:w="3156"/>
-        <w:gridCol w:w="3853"/>
-        <w:gridCol w:w="891"/>
+        <w:gridCol w:w="3178"/>
+        <w:gridCol w:w="3843"/>
+        <w:gridCol w:w="879"/>
       </w:tblGrid>
       <w:tr>
         <w:trPr>
@@ -1612,7 +1612,7 @@
         </w:tc>
         <w:tc>
           <w:tcPr>
-            <w:tcW w:w="3156" w:type="dxa"/>
+            <w:tcW w:w="3178" w:type="dxa"/>
             <w:shd w:val="clear" w:color="auto" w:fill="D9D9D9"/>
           </w:tcPr>
           <w:p>
@@ -1632,7 +1632,7 @@
         </w:tc>
         <w:tc>
           <w:tcPr>
-            <w:tcW w:w="3853" w:type="dxa"/>
+            <w:tcW w:w="3843" w:type="dxa"/>
             <w:shd w:val="clear" w:color="auto" w:fill="D9D9D9"/>
           </w:tcPr>
           <w:p>
@@ -1652,7 +1652,7 @@
         </w:tc>
         <w:tc>
           <w:tcPr>
-            <w:tcW w:w="891" w:type="dxa"/>
+            <w:tcW w:w="879" w:type="dxa"/>
             <w:shd w:val="clear" w:color="auto" w:fill="D9D9D9"/>
           </w:tcPr>
           <w:p>
@@ -1711,7 +1711,7 @@
         </w:tc>
         <w:tc>
           <w:tcPr>
-            <w:tcW w:w="3156" w:type="dxa"/>
+            <w:tcW w:w="3178" w:type="dxa"/>
           </w:tcPr>
           <w:p>
             <w:pPr>
@@ -1728,7 +1728,7 @@
         </w:tc>
         <w:tc>
           <w:tcPr>
-            <w:tcW w:w="3853" w:type="dxa"/>
+            <w:tcW w:w="3843" w:type="dxa"/>
           </w:tcPr>
           <w:p>
             <w:pPr>
@@ -1745,7 +1745,7 @@
         </w:tc>
         <w:tc>
           <w:tcPr>
-            <w:tcW w:w="891" w:type="dxa"/>
+            <w:tcW w:w="879" w:type="dxa"/>
           </w:tcPr>
           <w:p>
             <w:pPr>
@@ -1801,7 +1801,7 @@
         </w:tc>
         <w:tc>
           <w:tcPr>
-            <w:tcW w:w="3156" w:type="dxa"/>
+            <w:tcW w:w="3178" w:type="dxa"/>
           </w:tcPr>
           <w:p>
             <w:pPr>
@@ -1818,7 +1818,7 @@
         </w:tc>
         <w:tc>
           <w:tcPr>
-            <w:tcW w:w="3853" w:type="dxa"/>
+            <w:tcW w:w="3843" w:type="dxa"/>
           </w:tcPr>
           <w:p>
             <w:pPr>
@@ -1835,7 +1835,7 @@
         </w:tc>
         <w:tc>
           <w:tcPr>
-            <w:tcW w:w="891" w:type="dxa"/>
+            <w:tcW w:w="879" w:type="dxa"/>
           </w:tcPr>
           <w:p>
             <w:pPr>
@@ -1891,7 +1891,7 @@
         </w:tc>
         <w:tc>
           <w:tcPr>
-            <w:tcW w:w="3156" w:type="dxa"/>
+            <w:tcW w:w="3178" w:type="dxa"/>
           </w:tcPr>
           <w:p>
             <w:pPr>
@@ -1908,7 +1908,7 @@
         </w:tc>
         <w:tc>
           <w:tcPr>
-            <w:tcW w:w="3853" w:type="dxa"/>
+            <w:tcW w:w="3843" w:type="dxa"/>
           </w:tcPr>
           <w:p>
             <w:pPr>
@@ -1925,7 +1925,7 @@
         </w:tc>
         <w:tc>
           <w:tcPr>
-            <w:tcW w:w="891" w:type="dxa"/>
+            <w:tcW w:w="879" w:type="dxa"/>
           </w:tcPr>
           <w:p>
             <w:pPr>
@@ -1981,7 +1981,7 @@
         </w:tc>
         <w:tc>
           <w:tcPr>
-            <w:tcW w:w="3156" w:type="dxa"/>
+            <w:tcW w:w="3178" w:type="dxa"/>
           </w:tcPr>
           <w:p>
             <w:pPr>
@@ -1998,7 +1998,7 @@
         </w:tc>
         <w:tc>
           <w:tcPr>
-            <w:tcW w:w="3853" w:type="dxa"/>
+            <w:tcW w:w="3843" w:type="dxa"/>
           </w:tcPr>
           <w:p>
             <w:pPr>
@@ -2015,7 +2015,7 @@
         </w:tc>
         <w:tc>
           <w:tcPr>
-            <w:tcW w:w="891" w:type="dxa"/>
+            <w:tcW w:w="879" w:type="dxa"/>
           </w:tcPr>
           <w:p>
             <w:pPr>
@@ -2071,7 +2071,7 @@
         </w:tc>
         <w:tc>
           <w:tcPr>
-            <w:tcW w:w="3156" w:type="dxa"/>
+            <w:tcW w:w="3178" w:type="dxa"/>
           </w:tcPr>
           <w:p>
             <w:pPr>
@@ -2088,7 +2088,7 @@
         </w:tc>
         <w:tc>
           <w:tcPr>
-            <w:tcW w:w="3853" w:type="dxa"/>
+            <w:tcW w:w="3843" w:type="dxa"/>
           </w:tcPr>
           <w:p>
             <w:pPr>
@@ -2105,7 +2105,7 @@
         </w:tc>
         <w:tc>
           <w:tcPr>
-            <w:tcW w:w="891" w:type="dxa"/>
+            <w:tcW w:w="879" w:type="dxa"/>
           </w:tcPr>
           <w:p>
             <w:pPr>
@@ -2161,7 +2161,7 @@
         </w:tc>
         <w:tc>
           <w:tcPr>
-            <w:tcW w:w="3156" w:type="dxa"/>
+            <w:tcW w:w="3178" w:type="dxa"/>
           </w:tcPr>
           <w:p>
             <w:pPr>
@@ -2178,7 +2178,7 @@
         </w:tc>
         <w:tc>
           <w:tcPr>
-            <w:tcW w:w="3853" w:type="dxa"/>
+            <w:tcW w:w="3843" w:type="dxa"/>
           </w:tcPr>
           <w:p>
             <w:pPr>
@@ -2195,7 +2195,7 @@
         </w:tc>
         <w:tc>
           <w:tcPr>
-            <w:tcW w:w="891" w:type="dxa"/>
+            <w:tcW w:w="879" w:type="dxa"/>
           </w:tcPr>
           <w:p>
             <w:pPr>
@@ -2251,7 +2251,7 @@
         </w:tc>
         <w:tc>
           <w:tcPr>
-            <w:tcW w:w="3156" w:type="dxa"/>
+            <w:tcW w:w="3178" w:type="dxa"/>
           </w:tcPr>
           <w:p>
             <w:pPr>
@@ -2268,7 +2268,7 @@
         </w:tc>
         <w:tc>
           <w:tcPr>
-            <w:tcW w:w="3853" w:type="dxa"/>
+            <w:tcW w:w="3843" w:type="dxa"/>
           </w:tcPr>
           <w:p>
             <w:pPr>
@@ -2285,7 +2285,7 @@
         </w:tc>
         <w:tc>
           <w:tcPr>
-            <w:tcW w:w="891" w:type="dxa"/>
+            <w:tcW w:w="879" w:type="dxa"/>
           </w:tcPr>
           <w:p>
             <w:pPr>
@@ -2341,7 +2341,7 @@
         </w:tc>
         <w:tc>
           <w:tcPr>
-            <w:tcW w:w="3156" w:type="dxa"/>
+            <w:tcW w:w="3178" w:type="dxa"/>
           </w:tcPr>
           <w:p>
             <w:pPr>
@@ -2358,7 +2358,7 @@
         </w:tc>
         <w:tc>
           <w:tcPr>
-            <w:tcW w:w="3853" w:type="dxa"/>
+            <w:tcW w:w="3843" w:type="dxa"/>
           </w:tcPr>
           <w:p>
             <w:pPr>
@@ -2375,7 +2375,7 @@
         </w:tc>
         <w:tc>
           <w:tcPr>
-            <w:tcW w:w="891" w:type="dxa"/>
+            <w:tcW w:w="879" w:type="dxa"/>
           </w:tcPr>
           <w:p>
             <w:pPr>
@@ -2431,7 +2431,7 @@
         </w:tc>
         <w:tc>
           <w:tcPr>
-            <w:tcW w:w="3156" w:type="dxa"/>
+            <w:tcW w:w="3178" w:type="dxa"/>
           </w:tcPr>
           <w:p>
             <w:pPr>
@@ -2448,7 +2448,7 @@
         </w:tc>
         <w:tc>
           <w:tcPr>
-            <w:tcW w:w="3853" w:type="dxa"/>
+            <w:tcW w:w="3843" w:type="dxa"/>
           </w:tcPr>
           <w:p>
             <w:pPr>
@@ -2465,7 +2465,7 @@
         </w:tc>
         <w:tc>
           <w:tcPr>
-            <w:tcW w:w="891" w:type="dxa"/>
+            <w:tcW w:w="879" w:type="dxa"/>
           </w:tcPr>
           <w:p>
             <w:pPr>
@@ -2521,7 +2521,7 @@
         </w:tc>
         <w:tc>
           <w:tcPr>
-            <w:tcW w:w="3156" w:type="dxa"/>
+            <w:tcW w:w="3178" w:type="dxa"/>
           </w:tcPr>
           <w:p>
             <w:pPr>
@@ -2538,7 +2538,7 @@
         </w:tc>
         <w:tc>
           <w:tcPr>
-            <w:tcW w:w="3853" w:type="dxa"/>
+            <w:tcW w:w="3843" w:type="dxa"/>
           </w:tcPr>
           <w:p>
             <w:pPr>
@@ -2555,7 +2555,7 @@
         </w:tc>
         <w:tc>
           <w:tcPr>
-            <w:tcW w:w="891" w:type="dxa"/>
+            <w:tcW w:w="879" w:type="dxa"/>
           </w:tcPr>
           <w:p>
             <w:pPr>
@@ -2611,7 +2611,7 @@
         </w:tc>
         <w:tc>
           <w:tcPr>
-            <w:tcW w:w="3156" w:type="dxa"/>
+            <w:tcW w:w="3178" w:type="dxa"/>
           </w:tcPr>
           <w:p>
             <w:pPr>
@@ -2628,7 +2628,7 @@
         </w:tc>
         <w:tc>
           <w:tcPr>
-            <w:tcW w:w="3853" w:type="dxa"/>
+            <w:tcW w:w="3843" w:type="dxa"/>
           </w:tcPr>
           <w:p>
             <w:pPr>
@@ -2645,7 +2645,7 @@
         </w:tc>
         <w:tc>
           <w:tcPr>
-            <w:tcW w:w="891" w:type="dxa"/>
+            <w:tcW w:w="879" w:type="dxa"/>
           </w:tcPr>
           <w:p>
             <w:pPr>
@@ -2701,7 +2701,7 @@
         </w:tc>
         <w:tc>
           <w:tcPr>
-            <w:tcW w:w="3156" w:type="dxa"/>
+            <w:tcW w:w="3178" w:type="dxa"/>
           </w:tcPr>
           <w:p>
             <w:pPr>
@@ -2718,7 +2718,7 @@
         </w:tc>
         <w:tc>
           <w:tcPr>
-            <w:tcW w:w="3853" w:type="dxa"/>
+            <w:tcW w:w="3843" w:type="dxa"/>
           </w:tcPr>
           <w:p>
             <w:pPr>
@@ -2735,7 +2735,7 @@
         </w:tc>
         <w:tc>
           <w:tcPr>
-            <w:tcW w:w="891" w:type="dxa"/>
+            <w:tcW w:w="879" w:type="dxa"/>
           </w:tcPr>
           <w:p>
             <w:pPr>
@@ -2791,7 +2791,7 @@
         </w:tc>
         <w:tc>
           <w:tcPr>
-            <w:tcW w:w="3156" w:type="dxa"/>
+            <w:tcW w:w="3178" w:type="dxa"/>
           </w:tcPr>
           <w:p>
             <w:pPr>
@@ -2808,7 +2808,7 @@
         </w:tc>
         <w:tc>
           <w:tcPr>
-            <w:tcW w:w="3853" w:type="dxa"/>
+            <w:tcW w:w="3843" w:type="dxa"/>
           </w:tcPr>
           <w:p>
             <w:pPr>
@@ -2825,7 +2825,7 @@
         </w:tc>
         <w:tc>
           <w:tcPr>
-            <w:tcW w:w="891" w:type="dxa"/>
+            <w:tcW w:w="879" w:type="dxa"/>
           </w:tcPr>
           <w:p>
             <w:pPr>
@@ -2881,7 +2881,7 @@
         </w:tc>
         <w:tc>
           <w:tcPr>
-            <w:tcW w:w="3156" w:type="dxa"/>
+            <w:tcW w:w="3178" w:type="dxa"/>
           </w:tcPr>
           <w:p>
             <w:pPr>
@@ -2898,7 +2898,7 @@
         </w:tc>
         <w:tc>
           <w:tcPr>
-            <w:tcW w:w="3853" w:type="dxa"/>
+            <w:tcW w:w="3843" w:type="dxa"/>
           </w:tcPr>
           <w:p>
             <w:pPr>
@@ -2915,7 +2915,7 @@
         </w:tc>
         <w:tc>
           <w:tcPr>
-            <w:tcW w:w="891" w:type="dxa"/>
+            <w:tcW w:w="879" w:type="dxa"/>
           </w:tcPr>
           <w:p>
             <w:pPr>
@@ -2971,7 +2971,7 @@
         </w:tc>
         <w:tc>
           <w:tcPr>
-            <w:tcW w:w="3156" w:type="dxa"/>
+            <w:tcW w:w="3178" w:type="dxa"/>
           </w:tcPr>
           <w:p>
             <w:pPr>
@@ -2988,7 +2988,7 @@
         </w:tc>
         <w:tc>
           <w:tcPr>
-            <w:tcW w:w="3853" w:type="dxa"/>
+            <w:tcW w:w="3843" w:type="dxa"/>
           </w:tcPr>
           <w:p>
             <w:pPr>
@@ -3005,7 +3005,7 @@
         </w:tc>
         <w:tc>
           <w:tcPr>
-            <w:tcW w:w="891" w:type="dxa"/>
+            <w:tcW w:w="879" w:type="dxa"/>
           </w:tcPr>
           <w:p>
             <w:pPr>
@@ -3061,7 +3061,7 @@
         </w:tc>
         <w:tc>
           <w:tcPr>
-            <w:tcW w:w="3156" w:type="dxa"/>
+            <w:tcW w:w="3178" w:type="dxa"/>
           </w:tcPr>
           <w:p>
             <w:pPr>
@@ -3078,7 +3078,7 @@
         </w:tc>
         <w:tc>
           <w:tcPr>
-            <w:tcW w:w="3853" w:type="dxa"/>
+            <w:tcW w:w="3843" w:type="dxa"/>
           </w:tcPr>
           <w:p>
             <w:pPr>
@@ -3095,7 +3095,7 @@
         </w:tc>
         <w:tc>
           <w:tcPr>
-            <w:tcW w:w="891" w:type="dxa"/>
+            <w:tcW w:w="879" w:type="dxa"/>
           </w:tcPr>
           <w:p>
             <w:pPr>
@@ -3151,7 +3151,7 @@
         </w:tc>
         <w:tc>
           <w:tcPr>
-            <w:tcW w:w="3156" w:type="dxa"/>
+            <w:tcW w:w="3178" w:type="dxa"/>
           </w:tcPr>
           <w:p>
             <w:pPr>
@@ -3168,7 +3168,7 @@
         </w:tc>
         <w:tc>
           <w:tcPr>
-            <w:tcW w:w="3853" w:type="dxa"/>
+            <w:tcW w:w="3843" w:type="dxa"/>
           </w:tcPr>
           <w:p>
             <w:pPr>
@@ -3185,7 +3185,7 @@
         </w:tc>
         <w:tc>
           <w:tcPr>
-            <w:tcW w:w="891" w:type="dxa"/>
+            <w:tcW w:w="879" w:type="dxa"/>
           </w:tcPr>
           <w:p>
             <w:pPr>
@@ -3241,7 +3241,7 @@
         </w:tc>
         <w:tc>
           <w:tcPr>
-            <w:tcW w:w="3156" w:type="dxa"/>
+            <w:tcW w:w="3178" w:type="dxa"/>
           </w:tcPr>
           <w:p>
             <w:pPr>
@@ -3258,7 +3258,7 @@
         </w:tc>
         <w:tc>
           <w:tcPr>
-            <w:tcW w:w="3853" w:type="dxa"/>
+            <w:tcW w:w="3843" w:type="dxa"/>
           </w:tcPr>
           <w:p>
             <w:pPr>
@@ -3275,7 +3275,7 @@
         </w:tc>
         <w:tc>
           <w:tcPr>
-            <w:tcW w:w="891" w:type="dxa"/>
+            <w:tcW w:w="879" w:type="dxa"/>
           </w:tcPr>
           <w:p>
             <w:pPr>
@@ -3331,7 +3331,7 @@
         </w:tc>
         <w:tc>
           <w:tcPr>
-            <w:tcW w:w="3156" w:type="dxa"/>
+            <w:tcW w:w="3178" w:type="dxa"/>
           </w:tcPr>
           <w:p>
             <w:pPr>
@@ -3348,7 +3348,7 @@
         </w:tc>
         <w:tc>
           <w:tcPr>
-            <w:tcW w:w="3853" w:type="dxa"/>
+            <w:tcW w:w="3843" w:type="dxa"/>
           </w:tcPr>
           <w:p>
             <w:pPr>
@@ -3365,7 +3365,7 @@
         </w:tc>
         <w:tc>
           <w:tcPr>
-            <w:tcW w:w="891" w:type="dxa"/>
+            <w:tcW w:w="879" w:type="dxa"/>
           </w:tcPr>
           <w:p>
             <w:pPr>
@@ -3421,7 +3421,7 @@
         </w:tc>
         <w:tc>
           <w:tcPr>
-            <w:tcW w:w="3156" w:type="dxa"/>
+            <w:tcW w:w="3178" w:type="dxa"/>
           </w:tcPr>
           <w:p>
             <w:pPr>
@@ -3438,7 +3438,7 @@
         </w:tc>
         <w:tc>
           <w:tcPr>
-            <w:tcW w:w="3853" w:type="dxa"/>
+            <w:tcW w:w="3843" w:type="dxa"/>
           </w:tcPr>
           <w:p>
             <w:pPr>
@@ -3455,7 +3455,7 @@
         </w:tc>
         <w:tc>
           <w:tcPr>
-            <w:tcW w:w="891" w:type="dxa"/>
+            <w:tcW w:w="879" w:type="dxa"/>
           </w:tcPr>
           <w:p>
             <w:pPr>
@@ -3511,7 +3511,7 @@
         </w:tc>
         <w:tc>
           <w:tcPr>
-            <w:tcW w:w="3156" w:type="dxa"/>
+            <w:tcW w:w="3178" w:type="dxa"/>
           </w:tcPr>
           <w:p>
             <w:pPr>
@@ -3528,7 +3528,7 @@
         </w:tc>
         <w:tc>
           <w:tcPr>
-            <w:tcW w:w="3853" w:type="dxa"/>
+            <w:tcW w:w="3843" w:type="dxa"/>
           </w:tcPr>
           <w:p>
             <w:pPr>
@@ -3545,7 +3545,7 @@
         </w:tc>
         <w:tc>
           <w:tcPr>
-            <w:tcW w:w="891" w:type="dxa"/>
+            <w:tcW w:w="879" w:type="dxa"/>
           </w:tcPr>
           <w:p>
             <w:pPr>
@@ -3601,7 +3601,7 @@
         </w:tc>
         <w:tc>
           <w:tcPr>
-            <w:tcW w:w="3156" w:type="dxa"/>
+            <w:tcW w:w="3178" w:type="dxa"/>
           </w:tcPr>
           <w:p>
             <w:pPr>
@@ -3618,7 +3618,7 @@
         </w:tc>
         <w:tc>
           <w:tcPr>
-            <w:tcW w:w="3853" w:type="dxa"/>
+            <w:tcW w:w="3843" w:type="dxa"/>
           </w:tcPr>
           <w:p>
             <w:pPr>
@@ -3635,7 +3635,7 @@
         </w:tc>
         <w:tc>
           <w:tcPr>
-            <w:tcW w:w="891" w:type="dxa"/>
+            <w:tcW w:w="879" w:type="dxa"/>
           </w:tcPr>
           <w:p>
             <w:pPr>
@@ -3691,7 +3691,7 @@
         </w:tc>
         <w:tc>
           <w:tcPr>
-            <w:tcW w:w="3156" w:type="dxa"/>
+            <w:tcW w:w="3178" w:type="dxa"/>
           </w:tcPr>
           <w:p>
             <w:pPr>
@@ -3708,7 +3708,7 @@
         </w:tc>
         <w:tc>
           <w:tcPr>
-            <w:tcW w:w="3853" w:type="dxa"/>
+            <w:tcW w:w="3843" w:type="dxa"/>
           </w:tcPr>
           <w:p>
             <w:pPr>
@@ -3725,7 +3725,7 @@
         </w:tc>
         <w:tc>
           <w:tcPr>
-            <w:tcW w:w="891" w:type="dxa"/>
+            <w:tcW w:w="879" w:type="dxa"/>
           </w:tcPr>
           <w:p>
             <w:pPr>
@@ -3781,7 +3781,7 @@
         </w:tc>
         <w:tc>
           <w:tcPr>
-            <w:tcW w:w="3156" w:type="dxa"/>
+            <w:tcW w:w="3178" w:type="dxa"/>
           </w:tcPr>
           <w:p>
             <w:pPr>
@@ -3798,7 +3798,7 @@
         </w:tc>
         <w:tc>
           <w:tcPr>
-            <w:tcW w:w="3853" w:type="dxa"/>
+            <w:tcW w:w="3843" w:type="dxa"/>
           </w:tcPr>
           <w:p>
             <w:pPr>
@@ -3815,7 +3815,7 @@
         </w:tc>
         <w:tc>
           <w:tcPr>
-            <w:tcW w:w="891" w:type="dxa"/>
+            <w:tcW w:w="879" w:type="dxa"/>
           </w:tcPr>
           <w:p>
             <w:pPr>
@@ -3848,6 +3848,186 @@
                 <w:sz w:val="20"/>
                 <w:szCs w:val="20"/>
               </w:rPr>
+              <w:t xml:space="preserve">PF-15l</w:t>
+            </w:r>
+          </w:p>
+        </w:tc>
+        <w:tc>
+          <w:tcPr>
+            <w:tcW w:w="750" w:type="dxa"/>
+          </w:tcPr>
+          <w:p>
+            <w:pPr>
+              <w:spacing w:before="40" w:after="40" w:line="240" w:lineRule="auto"/>
+            </w:pPr>
+            <w:r>
+              <w:rPr>
+                <w:sz w:val="20"/>
+                <w:szCs w:val="20"/>
+              </w:rPr>
+              <w:t xml:space="preserve">Finanzas</w:t>
+            </w:r>
+          </w:p>
+        </w:tc>
+        <w:tc>
+          <w:tcPr>
+            <w:tcW w:w="3178" w:type="dxa"/>
+          </w:tcPr>
+          <w:p>
+            <w:pPr>
+              <w:spacing w:before="40" w:after="40" w:line="240" w:lineRule="auto"/>
+            </w:pPr>
+            <w:r>
+              <w:rPr>
+                <w:sz w:val="20"/>
+                <w:szCs w:val="20"/>
+              </w:rPr>
+              <w:t xml:space="preserve">Abrir el inicio y los reportes con ventas y gastos registrados</w:t>
+            </w:r>
+          </w:p>
+        </w:tc>
+        <w:tc>
+          <w:tcPr>
+            <w:tcW w:w="3843" w:type="dxa"/>
+          </w:tcPr>
+          <w:p>
+            <w:pPr>
+              <w:spacing w:before="40" w:after="40" w:line="240" w:lineRule="auto"/>
+            </w:pPr>
+            <w:r>
+              <w:rPr>
+                <w:sz w:val="20"/>
+                <w:szCs w:val="20"/>
+              </w:rPr>
+              <w:t xml:space="preserve">Las gráficas muestran los datos de la tienda en rosa y el ojo de cada una la abre en una ventana grande</w:t>
+            </w:r>
+          </w:p>
+        </w:tc>
+        <w:tc>
+          <w:tcPr>
+            <w:tcW w:w="879" w:type="dxa"/>
+          </w:tcPr>
+          <w:p>
+            <w:pPr>
+              <w:spacing w:before="40" w:after="40" w:line="240" w:lineRule="auto"/>
+            </w:pPr>
+            <w:r>
+              <w:rPr>
+                <w:sz w:val="20"/>
+                <w:szCs w:val="20"/>
+              </w:rPr>
+              <w:t xml:space="preserve">Automática y navegador</w:t>
+            </w:r>
+          </w:p>
+        </w:tc>
+      </w:tr>
+      <w:tr>
+        <w:trPr>
+          <w:cantSplit/>
+        </w:trPr>
+        <w:tc>
+          <w:tcPr>
+            <w:tcW w:w="750" w:type="dxa"/>
+          </w:tcPr>
+          <w:p>
+            <w:pPr>
+              <w:spacing w:before="40" w:after="40" w:line="240" w:lineRule="auto"/>
+            </w:pPr>
+            <w:r>
+              <w:rPr>
+                <w:sz w:val="20"/>
+                <w:szCs w:val="20"/>
+              </w:rPr>
+              <w:t xml:space="preserve">PF-15m</w:t>
+            </w:r>
+          </w:p>
+        </w:tc>
+        <w:tc>
+          <w:tcPr>
+            <w:tcW w:w="750" w:type="dxa"/>
+          </w:tcPr>
+          <w:p>
+            <w:pPr>
+              <w:spacing w:before="40" w:after="40" w:line="240" w:lineRule="auto"/>
+            </w:pPr>
+            <w:r>
+              <w:rPr>
+                <w:sz w:val="20"/>
+                <w:szCs w:val="20"/>
+              </w:rPr>
+              <w:t xml:space="preserve">Registro</w:t>
+            </w:r>
+          </w:p>
+        </w:tc>
+        <w:tc>
+          <w:tcPr>
+            <w:tcW w:w="3178" w:type="dxa"/>
+          </w:tcPr>
+          <w:p>
+            <w:pPr>
+              <w:spacing w:before="40" w:after="40" w:line="240" w:lineRule="auto"/>
+            </w:pPr>
+            <w:r>
+              <w:rPr>
+                <w:sz w:val="20"/>
+                <w:szCs w:val="20"/>
+              </w:rPr>
+              <w:t xml:space="preserve">Crear la cuenta sin marcar los términos y condiciones</w:t>
+            </w:r>
+          </w:p>
+        </w:tc>
+        <w:tc>
+          <w:tcPr>
+            <w:tcW w:w="3843" w:type="dxa"/>
+          </w:tcPr>
+          <w:p>
+            <w:pPr>
+              <w:spacing w:before="40" w:after="40" w:line="240" w:lineRule="auto"/>
+            </w:pPr>
+            <w:r>
+              <w:rPr>
+                <w:sz w:val="20"/>
+                <w:szCs w:val="20"/>
+              </w:rPr>
+              <w:t xml:space="preserve">No se crea; con la casilla marcada se guarda la fecha de aceptación</w:t>
+            </w:r>
+          </w:p>
+        </w:tc>
+        <w:tc>
+          <w:tcPr>
+            <w:tcW w:w="879" w:type="dxa"/>
+          </w:tcPr>
+          <w:p>
+            <w:pPr>
+              <w:spacing w:before="40" w:after="40" w:line="240" w:lineRule="auto"/>
+            </w:pPr>
+            <w:r>
+              <w:rPr>
+                <w:sz w:val="20"/>
+                <w:szCs w:val="20"/>
+              </w:rPr>
+              <w:t xml:space="preserve">Automática</w:t>
+            </w:r>
+          </w:p>
+        </w:tc>
+      </w:tr>
+      <w:tr>
+        <w:trPr>
+          <w:cantSplit/>
+        </w:trPr>
+        <w:tc>
+          <w:tcPr>
+            <w:tcW w:w="750" w:type="dxa"/>
+          </w:tcPr>
+          <w:p>
+            <w:pPr>
+              <w:spacing w:before="40" w:after="40" w:line="240" w:lineRule="auto"/>
+            </w:pPr>
+            <w:r>
+              <w:rPr>
+                <w:sz w:val="20"/>
+                <w:szCs w:val="20"/>
+              </w:rPr>
               <w:t xml:space="preserve">PF-15k</w:t>
             </w:r>
           </w:p>
@@ -3871,7 +4051,7 @@
         </w:tc>
         <w:tc>
           <w:tcPr>
-            <w:tcW w:w="3156" w:type="dxa"/>
+            <w:tcW w:w="3178" w:type="dxa"/>
           </w:tcPr>
           <w:p>
             <w:pPr>
@@ -3888,7 +4068,7 @@
         </w:tc>
         <w:tc>
           <w:tcPr>
-            <w:tcW w:w="3853" w:type="dxa"/>
+            <w:tcW w:w="3843" w:type="dxa"/>
           </w:tcPr>
           <w:p>
             <w:pPr>
@@ -3905,7 +4085,7 @@
         </w:tc>
         <w:tc>
           <w:tcPr>
-            <w:tcW w:w="891" w:type="dxa"/>
+            <w:tcW w:w="879" w:type="dxa"/>
           </w:tcPr>
           <w:p>
             <w:pPr>
@@ -3961,7 +4141,7 @@
         </w:tc>
         <w:tc>
           <w:tcPr>
-            <w:tcW w:w="3156" w:type="dxa"/>
+            <w:tcW w:w="3178" w:type="dxa"/>
           </w:tcPr>
           <w:p>
             <w:pPr>
@@ -3978,7 +4158,7 @@
         </w:tc>
         <w:tc>
           <w:tcPr>
-            <w:tcW w:w="3853" w:type="dxa"/>
+            <w:tcW w:w="3843" w:type="dxa"/>
           </w:tcPr>
           <w:p>
             <w:pPr>
@@ -3995,7 +4175,7 @@
         </w:tc>
         <w:tc>
           <w:tcPr>
-            <w:tcW w:w="891" w:type="dxa"/>
+            <w:tcW w:w="879" w:type="dxa"/>
           </w:tcPr>
           <w:p>
             <w:pPr>
@@ -4051,7 +4231,7 @@
         </w:tc>
         <w:tc>
           <w:tcPr>
-            <w:tcW w:w="3156" w:type="dxa"/>
+            <w:tcW w:w="3178" w:type="dxa"/>
           </w:tcPr>
           <w:p>
             <w:pPr>
@@ -4068,7 +4248,7 @@
         </w:tc>
         <w:tc>
           <w:tcPr>
-            <w:tcW w:w="3853" w:type="dxa"/>
+            <w:tcW w:w="3843" w:type="dxa"/>
           </w:tcPr>
           <w:p>
             <w:pPr>
@@ -4085,7 +4265,7 @@
         </w:tc>
         <w:tc>
           <w:tcPr>
-            <w:tcW w:w="891" w:type="dxa"/>
+            <w:tcW w:w="879" w:type="dxa"/>
           </w:tcPr>
           <w:p>
             <w:pPr>
@@ -4141,7 +4321,7 @@
         </w:tc>
         <w:tc>
           <w:tcPr>
-            <w:tcW w:w="3156" w:type="dxa"/>
+            <w:tcW w:w="3178" w:type="dxa"/>
           </w:tcPr>
           <w:p>
             <w:pPr>
@@ -4158,7 +4338,7 @@
         </w:tc>
         <w:tc>
           <w:tcPr>
-            <w:tcW w:w="3853" w:type="dxa"/>
+            <w:tcW w:w="3843" w:type="dxa"/>
           </w:tcPr>
           <w:p>
             <w:pPr>
@@ -4175,7 +4355,7 @@
         </w:tc>
         <w:tc>
           <w:tcPr>
-            <w:tcW w:w="891" w:type="dxa"/>
+            <w:tcW w:w="879" w:type="dxa"/>
           </w:tcPr>
           <w:p>
             <w:pPr>
@@ -4231,7 +4411,7 @@
         </w:tc>
         <w:tc>
           <w:tcPr>
-            <w:tcW w:w="3156" w:type="dxa"/>
+            <w:tcW w:w="3178" w:type="dxa"/>
           </w:tcPr>
           <w:p>
             <w:pPr>
@@ -4248,7 +4428,7 @@
         </w:tc>
         <w:tc>
           <w:tcPr>
-            <w:tcW w:w="3853" w:type="dxa"/>
+            <w:tcW w:w="3843" w:type="dxa"/>
           </w:tcPr>
           <w:p>
             <w:pPr>
@@ -4265,7 +4445,7 @@
         </w:tc>
         <w:tc>
           <w:tcPr>
-            <w:tcW w:w="891" w:type="dxa"/>
+            <w:tcW w:w="879" w:type="dxa"/>
           </w:tcPr>
           <w:p>
             <w:pPr>
@@ -4321,7 +4501,7 @@
         </w:tc>
         <w:tc>
           <w:tcPr>
-            <w:tcW w:w="3156" w:type="dxa"/>
+            <w:tcW w:w="3178" w:type="dxa"/>
           </w:tcPr>
           <w:p>
             <w:pPr>
@@ -4338,7 +4518,7 @@
         </w:tc>
         <w:tc>
           <w:tcPr>
-            <w:tcW w:w="3853" w:type="dxa"/>
+            <w:tcW w:w="3843" w:type="dxa"/>
           </w:tcPr>
           <w:p>
             <w:pPr>
@@ -4355,7 +4535,7 @@
         </w:tc>
         <w:tc>
           <w:tcPr>
-            <w:tcW w:w="891" w:type="dxa"/>
+            <w:tcW w:w="879" w:type="dxa"/>
           </w:tcPr>
           <w:p>
             <w:pPr>
